--- a/Gracen Alleman.docx
+++ b/Gracen Alleman.docx
@@ -323,6 +323,7 @@
                 <w:showingPlcHdr/>
                 <w15:appearance w15:val="hidden"/>
               </w:sdtPr>
+              <w:sdtEndPr/>
               <w:sdtContent>
                 <w:r>
                   <w:t>OBJECTIVE</w:t>
@@ -397,6 +398,9 @@
             <w:r>
               <w:t>Databases</w:t>
             </w:r>
+            <w:r>
+              <w:t>: SQL</w:t>
+            </w:r>
           </w:p>
           <w:p>
             <w:pPr>
@@ -463,6 +467,14 @@
             </w:pPr>
             <w:r>
               <w:t>Word</w:t>
+            </w:r>
+          </w:p>
+          <w:p>
+            <w:pPr>
+              <w:spacing w:line="240" w:lineRule="auto"/>
+            </w:pPr>
+            <w:r>
+              <w:t>Power BI</w:t>
             </w:r>
           </w:p>
           <w:p>
@@ -570,16 +582,7 @@
               <w:t>,</w:t>
             </w:r>
             <w:r>
-              <w:t xml:space="preserve"> </w:t>
-            </w:r>
-            <w:r>
-              <w:t>Southeast</w:t>
-            </w:r>
-            <w:r>
-              <w:t xml:space="preserve"> </w:t>
-            </w:r>
-            <w:r>
-              <w:t>Section of the Mathematical Association of</w:t>
+              <w:t xml:space="preserve"> Southeast Section of the Mathematical Association of</w:t>
             </w:r>
             <w:r>
               <w:t xml:space="preserve"> America</w:t>
@@ -652,6 +655,7 @@
                 <w:showingPlcHdr/>
                 <w15:appearance w15:val="hidden"/>
               </w:sdtPr>
+              <w:sdtEndPr/>
               <w:sdtContent>
                 <w:r>
                   <w:t>EXPERIENCE</w:t>
@@ -848,6 +852,7 @@
                         </w:placeholder>
                         <w15:appearance w15:val="hidden"/>
                       </w:sdtPr>
+                      <w:sdtEndPr/>
                       <w:sdtContent>
                         <w:r>
                           <w:rPr>
@@ -1063,6 +1068,46 @@
                   <w:spacing w:line="240" w:lineRule="auto"/>
                 </w:pPr>
                 <w:r>
+                  <w:t>Man</w:t>
+                </w:r>
+                <w:r>
+                  <w:t>a</w:t>
+                </w:r>
+                <w:r>
+                  <w:t>ges and cr</w:t>
+                </w:r>
+                <w:r>
+                  <w:t>ated</w:t>
+                </w:r>
+                <w:r>
+                  <w:t xml:space="preserve"> </w:t>
+                </w:r>
+                <w:r>
+                  <w:t>server</w:t>
+                </w:r>
+                <w:r>
+                  <w:t xml:space="preserve"> </w:t>
+                </w:r>
+                <w:r>
+                  <w:t xml:space="preserve">storage </w:t>
+                </w:r>
+                <w:r>
+                  <w:t>for c</w:t>
+                </w:r>
+                <w:r>
+                  <w:t>ollege data</w:t>
+                </w:r>
+              </w:p>
+              <w:p>
+                <w:pPr>
+                  <w:pStyle w:val="ListParagraph"/>
+                  <w:numPr>
+                    <w:ilvl w:val="0"/>
+                    <w:numId w:val="23"/>
+                  </w:numPr>
+                  <w:spacing w:line="240" w:lineRule="auto"/>
+                </w:pPr>
+                <w:r>
                   <w:t>Organizes and tracks college assets</w:t>
                 </w:r>
               </w:p>
@@ -1118,7 +1163,13 @@
                   <w:spacing w:line="240" w:lineRule="auto"/>
                 </w:pPr>
                 <w:r>
-                  <w:t>Tutors in Statistics, Python, Computer Science, and Data Science</w:t>
+                  <w:t xml:space="preserve">Tutors in Statistics, Python, Computer Science, </w:t>
+                </w:r>
+                <w:r>
+                  <w:t xml:space="preserve">GIS, </w:t>
+                </w:r>
+                <w:r>
+                  <w:t>and Data Science</w:t>
                 </w:r>
               </w:p>
               <w:p>
@@ -1246,6 +1297,7 @@
                 </w:placeholder>
                 <w15:appearance w15:val="hidden"/>
               </w:sdtPr>
+              <w:sdtEndPr/>
               <w:sdtContent>
                 <w:r>
                   <w:rPr>
@@ -1266,6 +1318,7 @@
                     </w:placeholder>
                     <w15:appearance w15:val="hidden"/>
                   </w:sdtPr>
+                  <w:sdtEndPr/>
                   <w:sdtContent>
                     <w:r>
                       <w:rPr>
@@ -1409,6 +1462,7 @@
                 <w:showingPlcHdr/>
                 <w15:appearance w15:val="hidden"/>
               </w:sdtPr>
+              <w:sdtEndPr/>
               <w:sdtContent>
                 <w:r>
                   <w:t>EDUCATION</w:t>
@@ -6260,6 +6314,7 @@
   <w:style w:type="character" w:default="1" w:styleId="DefaultParagraphFont">
     <w:name w:val="Default Paragraph Font"/>
     <w:uiPriority w:val="1"/>
+    <w:semiHidden/>
     <w:unhideWhenUsed/>
   </w:style>
   <w:style w:type="table" w:default="1" w:styleId="TableNormal">
@@ -7463,15 +7518,19 @@
   </w:compat>
   <w:rsids>
     <w:rsidRoot w:val="00531EB6"/>
-    <w:rsid w:val="000656C3"/>
     <w:rsid w:val="001132FB"/>
     <w:rsid w:val="00126DA3"/>
+    <w:rsid w:val="00151153"/>
     <w:rsid w:val="00204527"/>
     <w:rsid w:val="00223752"/>
     <w:rsid w:val="002D461A"/>
+    <w:rsid w:val="004E10FB"/>
     <w:rsid w:val="00531EB6"/>
+    <w:rsid w:val="0069036D"/>
+    <w:rsid w:val="007370EF"/>
     <w:rsid w:val="00864410"/>
     <w:rsid w:val="00A337EE"/>
+    <w:rsid w:val="00A51E24"/>
     <w:rsid w:val="00AC5AA7"/>
     <w:rsid w:val="00ED501E"/>
     <w:rsid w:val="00F713CA"/>
@@ -7944,10 +8003,6 @@
   </w:style>
   <w:style w:type="paragraph" w:customStyle="1" w:styleId="FB5F86707E094365BB3B095343D1A6AD">
     <w:name w:val="FB5F86707E094365BB3B095343D1A6AD"/>
-    <w:rsid w:val="00531EB6"/>
-  </w:style>
-  <w:style w:type="paragraph" w:customStyle="1" w:styleId="CD25A0C618CC4464B8C586148AC00C43">
-    <w:name w:val="CD25A0C618CC4464B8C586148AC00C43"/>
     <w:rsid w:val="00531EB6"/>
   </w:style>
   <w:style w:type="paragraph" w:customStyle="1" w:styleId="A47083041DEC4AB9BE647A391020CAEC">
